--- a/Dataset/generated_documents/inspection/INS_EVT-067.docx
+++ b/Dataset/generated_documents/inspection/INS_EVT-067.docx
@@ -77,7 +77,7 @@
           </w:tcPr>
           <w:p>
             <w:r>
-              <w:t>B6AE491B</w:t>
+              <w:t>FD2520B9</w:t>
             </w:r>
           </w:p>
         </w:tc>
@@ -209,7 +209,7 @@
           </w:tcPr>
           <w:p>
             <w:r>
-              <w:t>14-Jul-2026 22:50</w:t>
+              <w:t>15-Jul-2026 13:05</w:t>
             </w:r>
           </w:p>
         </w:tc>
@@ -639,22 +639,7 @@
     </w:p>
     <w:p>
       <w:r>
-        <w:br/>
-        <w:t>Inspection completed successfully.</w:t>
-        <w:br/>
-        <w:br/>
-        <w:t>Failure Category :</w:t>
-        <w:br/>
-        <w:t>Instrumentation</w:t>
-        <w:br/>
-        <w:br/>
-        <w:t>Severity :</w:t>
-        <w:br/>
-        <w:t>Medium</w:t>
-        <w:br/>
-        <w:br/>
-        <w:t>Equipment condition appears satisfactory.</w:t>
-        <w:br/>
+        <w:t>Under Investigation</w:t>
       </w:r>
     </w:p>
     <w:p>
@@ -698,7 +683,7 @@
     </w:p>
     <w:p>
       <w:r>
-        <w:t>Preventive maintenance interval should be reduced.</w:t>
+        <w:t>Equipment restored to normal operating condition.</w:t>
       </w:r>
     </w:p>
     <w:p>
@@ -724,7 +709,7 @@
     </w:p>
     <w:p>
       <w:r>
-        <w:t>Socket Wrench Set</w:t>
+        <w:t>Digital Multimeter</w:t>
       </w:r>
     </w:p>
     <w:p>
@@ -732,7 +717,7 @@
         <w:pStyle w:val="Heading1"/>
       </w:pPr>
       <w:r>
-        <w:t>Maintenance Summary</w:t>
+        <w:t>Inspection Summary</w:t>
       </w:r>
     </w:p>
     <w:tbl>
@@ -1116,7 +1101,20 @@
         <w:pStyle w:val="Heading1"/>
       </w:pPr>
       <w:r>
-        <w:t>Maintenance Checklist</w:t>
+        <w:t>Root Cause</w:t>
+      </w:r>
+    </w:p>
+    <w:p>
+      <w:r>
+        <w:t>Scheduled</w:t>
+      </w:r>
+    </w:p>
+    <w:p>
+      <w:pPr>
+        <w:pStyle w:val="Heading1"/>
+      </w:pPr>
+      <w:r>
+        <w:t>Inspection Checklist</w:t>
       </w:r>
     </w:p>
     <w:p>
@@ -1165,7 +1163,7 @@
     </w:p>
     <w:p>
       <w:r>
-        <w:t>Perform vibration analysis after one week.</w:t>
+        <w:t>Check lubrication schedule.</w:t>
       </w:r>
     </w:p>
     <w:p/>
